--- a/SynBio final/reports/word/zh/pdac_biosensor_report_zh.docx
+++ b/SynBio final/reports/word/zh/pdac_biosensor_report_zh.docx
@@ -39,7 +39,7 @@
           <w:rFonts w:ascii="DFKai-SB" w:hAnsi="DFKai-SB" w:eastAsia="DFKai-SB"/>
           <w:sz w:val="24"/>
         </w:rPr>
-        <w:t>施貞蓉、廖軒佑、宿淂芳、林家誼</w:t>
+        <w:t>施貞蓉¹、宿淂芳¹、廖軒佑²、林家誼²</w:t>
       </w:r>
     </w:p>
     <w:p>
@@ -52,9 +52,9 @@
           <w:rFonts w:ascii="DFKai-SB" w:hAnsi="DFKai-SB" w:eastAsia="DFKai-SB"/>
           <w:sz w:val="20"/>
         </w:rPr>
-        <w:t>國家高速網路與計算中心 (NCHC) 生物醫學計算節點</w:t>
+        <w:t>¹國立臺灣大學 生命科學系</w:t>
         <w:br/>
-        <w:t>中華民國 台灣</w:t>
+        <w:t>²國立臺灣大學 生化科技學系</w:t>
       </w:r>
     </w:p>
     <w:p>
@@ -4415,11 +4415,9 @@
         <w:t>我們基於雙輸入希爾方程式 (Hill equation) 對該及閘進行定量建模：</w:t>
         <w:br/>
         <w:br/>
-        <w:t>\[</w:t>
         <w:br/>
-        <w:t>Output = P_{\text{basal}} + V_{\max} \left( \frac{[A]^n}{K_A^n + [A]^n} \right) \left( \frac{[B]^n}{K_B^n + [B]^n} \right)</w:t>
+        <w:t>Output = Pbasal + Vmax ( ([A]^n/KA^n + [A]^n) ) ( ([B]^n/KB^n + [B]^n) )</w:t>
         <w:br/>
-        <w:t>\]</w:t>
         <w:br/>
         <w:br/>
         <w:t>式中，[A] 與 [B] 分別代表 UBE2S 與 CCR6 歸一化後的轉錄體豐度；K_A 與 K_B 為模型推估之活化閾值；n 為反應陡峭度 (Hill coefficient)；P_{basal} 為基底洩漏量 (basal leakiness)；V_{max} 為最大輸出量。經網格掃描，最優參數為：n = 1、P_{basal} = 0.0、K_A = 0.760 (UBE2S 閾值)、K_B = 0.464 (CCR6 閾值)。及閘輸出判斷的決策閾值 (decision threshold) 設定為 0.25，以最大化分類準確度。</w:t>
@@ -5395,7 +5393,7 @@
     </w:p>
     <w:p>
       <w:pPr>
-        <w:spacing w:after="80" w:line="360" w:lineRule="auto"/>
+        <w:spacing w:after="120" w:line="360" w:lineRule="auto"/>
       </w:pPr>
       <w:r>
         <w:rPr>
@@ -5404,119 +5402,7 @@
           <w:i w:val="0"/>
           <w:sz w:val="24"/>
         </w:rPr>
-        <w:t>- 本研究僅為電腦模擬之概念驗證，實際生化反應之動力學可能有所不同。</w:t>
-      </w:r>
-    </w:p>
-    <w:p>
-      <w:pPr>
-        <w:spacing w:after="80" w:line="360" w:lineRule="auto"/>
-      </w:pPr>
-      <w:r>
-        <w:rPr>
-          <w:rFonts w:ascii="DFKai-SB" w:hAnsi="DFKai-SB" w:eastAsia="DFKai-SB"/>
-          <w:b w:val="0"/>
-          <w:i w:val="0"/>
-          <w:sz w:val="24"/>
-        </w:rPr>
-        <w:t>- SHAP 推估之表達閾值為統計學之拐點，無法直接對應至物理學上的生化解離常數。</w:t>
-      </w:r>
-    </w:p>
-    <w:p>
-      <w:pPr>
-        <w:spacing w:after="80" w:line="360" w:lineRule="auto"/>
-      </w:pPr>
-      <w:r>
-        <w:rPr>
-          <w:rFonts w:ascii="DFKai-SB" w:hAnsi="DFKai-SB" w:eastAsia="DFKai-SB"/>
-          <w:b w:val="0"/>
-          <w:i w:val="0"/>
-          <w:sz w:val="24"/>
-        </w:rPr>
-        <w:t>- 組織轉錄體 (Bulk RNA-seq) 表達數據易受到細胞組成、腫瘤純度及免疫細胞浸潤之干擾。</w:t>
-      </w:r>
-    </w:p>
-    <w:p>
-      <w:pPr>
-        <w:spacing w:after="80" w:line="360" w:lineRule="auto"/>
-      </w:pPr>
-      <w:r>
-        <w:rPr>
-          <w:rFonts w:ascii="DFKai-SB" w:hAnsi="DFKai-SB" w:eastAsia="DFKai-SB"/>
-          <w:b w:val="0"/>
-          <w:i w:val="0"/>
-          <w:sz w:val="24"/>
-        </w:rPr>
-        <w:t>- 儘長經過 TOIL 管線標準化，TCGA (腫瘤) 與 GTEx (健康) 的比較可能仍存在部分批次效應。</w:t>
-      </w:r>
-    </w:p>
-    <w:p>
-      <w:pPr>
-        <w:spacing w:after="80" w:line="360" w:lineRule="auto"/>
-      </w:pPr>
-      <w:r>
-        <w:rPr>
-          <w:rFonts w:ascii="DFKai-SB" w:hAnsi="DFKai-SB" w:eastAsia="DFKai-SB"/>
-          <w:b w:val="0"/>
-          <w:i w:val="0"/>
-          <w:sz w:val="24"/>
-        </w:rPr>
-        <w:t>- 外部驗證世代中顯示極低的敏感度 (4.3%)，顯示跨平台定量尺度的不匹配是閾值轉移的重大挑戰。</w:t>
-      </w:r>
-    </w:p>
-    <w:p>
-      <w:pPr>
-        <w:spacing w:after="80" w:line="360" w:lineRule="auto"/>
-      </w:pPr>
-      <w:r>
-        <w:rPr>
-          <w:rFonts w:ascii="DFKai-SB" w:hAnsi="DFKai-SB" w:eastAsia="DFKai-SB"/>
-          <w:b w:val="0"/>
-          <w:i w:val="0"/>
-          <w:sz w:val="24"/>
-        </w:rPr>
-        <w:t>- 選定的候選基因對 (UBE2S + CCR6) 統計上並非嚴格正交，在 bulk RNA-seq 中的相關係數達 0.714。</w:t>
-      </w:r>
-    </w:p>
-    <w:p>
-      <w:pPr>
-        <w:spacing w:after="80" w:line="360" w:lineRule="auto"/>
-      </w:pPr>
-      <w:r>
-        <w:rPr>
-          <w:rFonts w:ascii="DFKai-SB" w:hAnsi="DFKai-SB" w:eastAsia="DFKai-SB"/>
-          <w:b w:val="0"/>
-          <w:i w:val="0"/>
-          <w:sz w:val="24"/>
-        </w:rPr>
-        <w:t>- 轉錄體層級之豐度差異不代表合成感測器之可及性，亦不保證有同等程度的蛋白質翻譯表現。</w:t>
-      </w:r>
-    </w:p>
-    <w:p>
-      <w:pPr>
-        <w:spacing w:after="80" w:line="360" w:lineRule="auto"/>
-      </w:pPr>
-      <w:r>
-        <w:rPr>
-          <w:rFonts w:ascii="DFKai-SB" w:hAnsi="DFKai-SB" w:eastAsia="DFKai-SB"/>
-          <w:b w:val="0"/>
-          <w:i w:val="0"/>
-          <w:sz w:val="24"/>
-        </w:rPr>
-        <w:t>- 將此候選組合轉譯為合成基因線路，仍需進行啟動子工程或 RNA 轉錄調節器設計，程序較為複雜。</w:t>
-      </w:r>
-    </w:p>
-    <w:p>
-      <w:pPr>
-        <w:spacing w:after="80" w:line="360" w:lineRule="auto"/>
-      </w:pPr>
-      <w:r>
-        <w:rPr>
-          <w:rFonts w:ascii="DFKai-SB" w:hAnsi="DFKai-SB" w:eastAsia="DFKai-SB"/>
-          <w:b w:val="0"/>
-          <w:i w:val="0"/>
-          <w:sz w:val="24"/>
-        </w:rPr>
-        <w:t>- 任何診斷或治療性之臨床應用，皆須經過細胞、動物與安全性的嚴格檢驗。</w:t>
+        <w:t>本研究存在若干關鍵限制，在此必須加以說明。其一，本研究僅為電腦模擬層面的概念驗證，實際生物化學工程建構之合成電路可能展現截然不同的反應動力學。其二，SHAP 推估之活化閾值為分類器行為的統計拐點，並非實驗量測之生化解離常數。其三，組織層級的 bulk RNA-seq 數據反映的是細胞群體的平均表現，極易受到腫瘤純度、基質密度與免疫細胞浸潤的影響，可能掩蓋了細胞類型特異性的表達模式。其四，儘管已透過 TOIL 管線進行數據標準化，TCGA 腫瘤樣本與 GTEx 正常組織的比較仍可能存在殘餘的批次效應。其五，外部驗證世代顯示極低的敏感度（4.3%），凸顯了從 RNA-seq 到微陣列的跨平台閾值轉移具有重大挑戰。其六，選定的候選基因對（UBE2S + CCR6）在統計上並非嚴格正交，其在 bulk 數據中的 Spearman 相關係數達 0.714。其七，轉錄本豐度並不保證感測器在蛋白質層級的可及性或等量的蛋白質翻譯。其八，將這些候選基因轉化為功能性合成電路，需要啟動子工程或 RNA 感測器設計，各自引入額外的設計複雜度。最後，任何診斷或治療性的臨床應用，都需要在適當的模式生物中進行廣泛的濕實驗驗證與安全性測試，方能考慮臨床轉譯。</w:t>
       </w:r>
     </w:p>
     <w:p>
@@ -5529,7 +5415,7 @@
           <w:b/>
           <w:sz w:val="36"/>
         </w:rPr>
-        <w:t>十六、後續濕實驗驗證規劃</w:t>
+        <w:t>十六、未來實驗方向</w:t>
       </w:r>
     </w:p>
     <w:p>
@@ -5543,7 +5429,7 @@
           <w:i w:val="0"/>
           <w:sz w:val="24"/>
         </w:rPr>
-        <w:t>為驗證此及閘感測器，我們規劃了合成啟動子 (synthetic promoters) 與合成 Notch (synNotch) 受體系統。將 UBE2S 與 CCR6 的上游特異性啟動子區段分別克隆至控制兩個正交轉錄因子 (如 tTA 與 LhG4) 的載體中。這兩個轉錄因子將共同驅動一個 split-transactivator 系統，只有當兩者同時表達時，才能組裝成完整的活化因子，進而啟動 GFP 報導基因或殺傷性載荷 (如 Diphtheria toxin A)。實驗將在 PANC-1、MIA PaCa-2 等胰臟癌細胞株與 HPDE 正常上皮細胞株進行活化特異性篩選，並在小鼠異種移植瘤模型 (xenograft mouse models) 中進行體內安全性與有效性驗證。</w:t>
+        <w:t>為將本研究的運算結果轉化為功能性合成生物線路，未來有數個實驗方向值得深入探索。首先，可嘗試建構合成啟動子系統，將 UBE2S 與 CCR6 的上游調控區段分別克隆至驅動正交轉錄因子（如 tTA 與 LhG4）的載體中，以 split-transactivator 架構實現轉錄層級的 AND 閘邏輯。其次，可利用合成 Notch（synNotch）受體線路，藉由細胞表面對腫瘤相關配體的辨識，觸發細胞內部客製化轉錄因子的釋放。此外，基於 RNA 的感測器設計（如 toehold switches 或 ribocomputing devices），可直接偵測目標基因的內源性 mRNA 濃度，無需啟動子工程。功能驗證應先以胰臟癌細胞株（如 PANC-1、MIA PaCa-2）做為陽性對照，人類正常胰管上皮細胞（HPDE）做為陰性對照，進行劑量反應特性分析。中長期方向則包含在患者來源異種移植（PDX）小鼠模型中進行體內驗證、評估電路在代謝壓力下的穩定性，以及探索多輸入邏輯閘（如三輸入 AND 閘或 AND-NOT 閘）以進一步提升腫瘤特異度與降低脫靶活化風險。</w:t>
       </w:r>
     </w:p>
     <w:p>
